--- a/LangChain 系列教程（一）：入门/LangChain 系列教程（一）：入门.docx
+++ b/LangChain 系列教程（一）：入门/LangChain 系列教程（一）：入门.docx
@@ -2,7 +2,7 @@
 <file path=word/document.xml><?xml version="1.0" encoding="utf-8"?>
 <w:document xmlns:w="http://schemas.openxmlformats.org/wordprocessingml/2006/main" xmlns:m="http://schemas.openxmlformats.org/officeDocument/2006/math" xmlns:r="http://schemas.openxmlformats.org/officeDocument/2006/relationships" xmlns:o="urn:schemas-microsoft-com:office:office" xmlns:v="urn:schemas-microsoft-com:vml" xmlns:w10="urn:schemas-microsoft-com:office:word" xmlns:a="http://schemas.openxmlformats.org/drawingml/2006/main" xmlns:pic="http://schemas.openxmlformats.org/drawingml/2006/picture" xmlns:wp="http://schemas.openxmlformats.org/drawingml/2006/wordprocessingDrawing">
   <w:body>
-    <w:bookmarkStart w:id="43" w:name="langchain-系列教程一入门"/>
+    <w:bookmarkStart w:id="48" w:name="langchain-系列教程一入门"/>
     <w:p>
       <w:pPr>
         <w:pStyle w:val="Heading1"/>
@@ -52,7 +52,6 @@
     </w:p>
     <w:p>
       <w:pPr>
-        <w:pStyle w:val="Compact"/>
         <w:numPr>
           <w:ilvl w:val="0"/>
           <w:numId w:val="1001"/>
@@ -75,7 +74,6 @@
     </w:p>
     <w:p>
       <w:pPr>
-        <w:pStyle w:val="Compact"/>
         <w:numPr>
           <w:ilvl w:val="0"/>
           <w:numId w:val="1001"/>
@@ -109,7 +107,6 @@
     </w:p>
     <w:p>
       <w:pPr>
-        <w:pStyle w:val="Compact"/>
         <w:numPr>
           <w:ilvl w:val="0"/>
           <w:numId w:val="1002"/>
@@ -157,7 +154,6 @@
     </w:p>
     <w:p>
       <w:pPr>
-        <w:pStyle w:val="Compact"/>
         <w:numPr>
           <w:ilvl w:val="0"/>
           <w:numId w:val="1002"/>
@@ -187,7 +183,6 @@
     </w:p>
     <w:p>
       <w:pPr>
-        <w:pStyle w:val="Compact"/>
         <w:numPr>
           <w:ilvl w:val="0"/>
           <w:numId w:val="1002"/>
@@ -227,7 +222,6 @@
     </w:p>
     <w:p>
       <w:pPr>
-        <w:pStyle w:val="Compact"/>
         <w:numPr>
           <w:ilvl w:val="0"/>
           <w:numId w:val="1002"/>
@@ -265,19 +259,19 @@
         <w:t xml:space="preserve">无缝集成。</w:t>
       </w:r>
       <w:r>
-        <w:t xml:space="preserve"> </w:t>
+        <w:br/>
       </w:r>
       <w:r>
         <w:drawing>
           <wp:inline>
             <wp:extent cx="5334000" cy="5449584"/>
             <wp:effectExtent b="0" l="0" r="0" t="0"/>
-            <wp:docPr descr="" title="" id="21" name="Picture"/>
+            <wp:docPr descr="" title="fig:" id="21" name="Picture"/>
             <a:graphic>
               <a:graphicData uri="http://schemas.openxmlformats.org/drawingml/2006/picture">
                 <pic:pic>
                   <pic:nvPicPr>
-                    <pic:cNvPr descr="1.png" id="22" name="Picture"/>
+                    <pic:cNvPr descr="/Users/orzjh/Documents/Agent/LangChain/LangChain%20%E7%B3%BB%E5%88%97%E6%95%99%E7%A8%8B%EF%BC%88%E4%B8%80%EF%BC%89%EF%BC%9A%E5%85%A5%E9%97%A8/1.png" id="22" name="Picture"/>
                     <pic:cNvPicPr>
                       <a:picLocks noChangeArrowheads="1" noChangeAspect="1"/>
                     </pic:cNvPicPr>
@@ -345,7 +339,6 @@
     </w:p>
     <w:p>
       <w:pPr>
-        <w:pStyle w:val="Compact"/>
         <w:numPr>
           <w:ilvl w:val="0"/>
           <w:numId w:val="1003"/>
@@ -367,7 +360,6 @@
     </w:p>
     <w:p>
       <w:pPr>
-        <w:pStyle w:val="Compact"/>
         <w:numPr>
           <w:ilvl w:val="0"/>
           <w:numId w:val="1003"/>
@@ -389,7 +381,6 @@
     </w:p>
     <w:p>
       <w:pPr>
-        <w:pStyle w:val="Compact"/>
         <w:numPr>
           <w:ilvl w:val="0"/>
           <w:numId w:val="1003"/>
@@ -411,7 +402,6 @@
     </w:p>
     <w:p>
       <w:pPr>
-        <w:pStyle w:val="Compact"/>
         <w:numPr>
           <w:ilvl w:val="0"/>
           <w:numId w:val="1003"/>
@@ -442,7 +432,6 @@
     </w:p>
     <w:p>
       <w:pPr>
-        <w:pStyle w:val="Compact"/>
         <w:numPr>
           <w:ilvl w:val="0"/>
           <w:numId w:val="1003"/>
@@ -464,7 +453,6 @@
     </w:p>
     <w:p>
       <w:pPr>
-        <w:pStyle w:val="Compact"/>
         <w:numPr>
           <w:ilvl w:val="0"/>
           <w:numId w:val="1003"/>
@@ -507,12 +495,12 @@
           <wp:inline>
             <wp:extent cx="5334000" cy="4706470"/>
             <wp:effectExtent b="0" l="0" r="0" t="0"/>
-            <wp:docPr descr="" title="" id="25" name="Picture"/>
+            <wp:docPr descr="" title="fig:" id="25" name="Picture"/>
             <a:graphic>
               <a:graphicData uri="http://schemas.openxmlformats.org/drawingml/2006/picture">
                 <pic:pic>
                   <pic:nvPicPr>
-                    <pic:cNvPr descr="2.png" id="26" name="Picture"/>
+                    <pic:cNvPr descr="/Users/orzjh/Documents/Agent/LangChain/LangChain%20%E7%B3%BB%E5%88%97%E6%95%99%E7%A8%8B%EF%BC%88%E4%B8%80%EF%BC%89%EF%BC%9A%E5%85%A5%E9%97%A8/2.png" id="26" name="Picture"/>
                     <pic:cNvPicPr>
                       <a:picLocks noChangeArrowheads="1" noChangeAspect="1"/>
                     </pic:cNvPicPr>
@@ -546,7 +534,7 @@
       </w:r>
     </w:p>
     <w:bookmarkEnd w:id="27"/>
-    <w:bookmarkStart w:id="28" w:name="langchain的六个模块介绍"/>
+    <w:bookmarkStart w:id="29" w:name="langchain的六个模块介绍"/>
     <w:p>
       <w:pPr>
         <w:pStyle w:val="Heading2"/>
@@ -566,11 +554,25 @@
         <w:rPr>
           <w:rFonts w:hint="eastAsia"/>
         </w:rPr>
-        <w:t xml:space="preserve">该部分可以参考：https://mp.weixin.qq.com/s/C8pQGy-sv14MlYSQIOGPBA。写得比较详细。</w:t>
-      </w:r>
-    </w:p>
-    <w:bookmarkEnd w:id="28"/>
-    <w:bookmarkStart w:id="42" w:name="langchain-helloworld代码示例"/>
+        <w:t xml:space="preserve">该部分可以参考：</w:t>
+      </w:r>
+      <w:hyperlink r:id="rId28">
+        <w:r>
+          <w:rPr>
+            <w:rStyle w:val="Hyperlink"/>
+          </w:rPr>
+          <w:t xml:space="preserve">https://mp.weixin.qq.com/s/C8pQGy-sv14MlYSQIOGPBA</w:t>
+        </w:r>
+      </w:hyperlink>
+      <w:r>
+        <w:rPr>
+          <w:rFonts w:hint="eastAsia"/>
+        </w:rPr>
+        <w:t xml:space="preserve">。写得比较详细。</w:t>
+      </w:r>
+    </w:p>
+    <w:bookmarkEnd w:id="29"/>
+    <w:bookmarkStart w:id="47" w:name="langchain-helloworld代码示例"/>
     <w:p>
       <w:pPr>
         <w:pStyle w:val="Heading2"/>
@@ -585,7 +587,7 @@
         <w:t xml:space="preserve">“HelloWorld”代码示例</w:t>
       </w:r>
     </w:p>
-    <w:bookmarkStart w:id="29" w:name="配置环境"/>
+    <w:bookmarkStart w:id="30" w:name="配置环境"/>
     <w:p>
       <w:pPr>
         <w:pStyle w:val="Heading3"/>
@@ -719,8 +721,8 @@
         <w:t xml:space="preserve"># 下载必要包</w:t>
       </w:r>
     </w:p>
-    <w:bookmarkEnd w:id="29"/>
-    <w:bookmarkStart w:id="30" w:name="获取openai-api密钥"/>
+    <w:bookmarkEnd w:id="30"/>
+    <w:bookmarkStart w:id="33" w:name="获取openai-api密钥"/>
     <w:p>
       <w:pPr>
         <w:pStyle w:val="Heading3"/>
@@ -752,7 +754,18 @@
         <w:t xml:space="preserve">访问</w:t>
       </w:r>
       <w:r>
-        <w:t xml:space="preserve"> https://platform.openai.com/account/api-keys </w:t>
+        <w:t xml:space="preserve"> </w:t>
+      </w:r>
+      <w:hyperlink r:id="rId31">
+        <w:r>
+          <w:rPr>
+            <w:rStyle w:val="Hyperlink"/>
+          </w:rPr>
+          <w:t xml:space="preserve">https://platform.openai.com/account/api-keys</w:t>
+        </w:r>
+      </w:hyperlink>
+      <w:r>
+        <w:t xml:space="preserve"> </w:t>
       </w:r>
       <w:r>
         <w:rPr>
@@ -775,7 +788,18 @@
         <w:t xml:space="preserve">访问</w:t>
       </w:r>
       <w:r>
-        <w:t xml:space="preserve"> https://github.com/chatanywhere/GPT_API_free </w:t>
+        <w:t xml:space="preserve"> </w:t>
+      </w:r>
+      <w:hyperlink r:id="rId32">
+        <w:r>
+          <w:rPr>
+            <w:rStyle w:val="Hyperlink"/>
+          </w:rPr>
+          <w:t xml:space="preserve">https://github.com/chatanywhere/GPT_API_free</w:t>
+        </w:r>
+      </w:hyperlink>
+      <w:r>
+        <w:t xml:space="preserve"> </w:t>
       </w:r>
       <w:r>
         <w:rPr>
@@ -787,8 +811,8 @@
         <w:t xml:space="preserve"> key。</w:t>
       </w:r>
     </w:p>
-    <w:bookmarkEnd w:id="30"/>
-    <w:bookmarkStart w:id="31" w:name="创建基础应用框架"/>
+    <w:bookmarkEnd w:id="33"/>
+    <w:bookmarkStart w:id="34" w:name="创建基础应用框架"/>
     <w:p>
       <w:pPr>
         <w:pStyle w:val="Heading3"/>
@@ -1363,8 +1387,8 @@
         <w:t xml:space="preserve">人工智能是一种模拟人类智力的技术，通过计算机系统实现智能行为和决策能力。它包括机器学习、语音识别、图像识别、自然语言处理等技术，可以帮助计算机系统模拟人类的思维和行为，从而实现自动化、智能化的功能。</w:t>
       </w:r>
     </w:p>
-    <w:bookmarkEnd w:id="31"/>
-    <w:bookmarkStart w:id="32" w:name="添加记忆功能"/>
+    <w:bookmarkEnd w:id="34"/>
+    <w:bookmarkStart w:id="35" w:name="添加记忆功能"/>
     <w:p>
       <w:pPr>
         <w:pStyle w:val="Heading3"/>
@@ -1656,7 +1680,7 @@
         <w:pStyle w:val="FirstParagraph"/>
       </w:pPr>
       <w:r>
-        <w:t xml:space="preserve">​</w:t>
+        <w:t xml:space="preserve"> </w:t>
       </w:r>
     </w:p>
     <w:p>
@@ -1767,7 +1791,7 @@
         <w:pStyle w:val="FirstParagraph"/>
       </w:pPr>
       <w:r>
-        <w:t xml:space="preserve">​</w:t>
+        <w:t xml:space="preserve"> </w:t>
       </w:r>
     </w:p>
     <w:p>
@@ -1895,8 +1919,8 @@
         <w:t xml:space="preserve">We were just exchanging greetings and asking each other how we are. Is there something specific you would like to talk about?</w:t>
       </w:r>
     </w:p>
-    <w:bookmarkEnd w:id="32"/>
-    <w:bookmarkStart w:id="33" w:name="集成外部工具"/>
+    <w:bookmarkEnd w:id="35"/>
+    <w:bookmarkStart w:id="37" w:name="集成外部工具"/>
     <w:p>
       <w:pPr>
         <w:pStyle w:val="Heading3"/>
@@ -1925,7 +1949,21 @@
         <w:rPr>
           <w:rFonts w:hint="eastAsia"/>
         </w:rPr>
-        <w:t xml:space="preserve">key用于增加搜索功能，访问https://serpapi.com/并注册有免费api额度。</w:t>
+        <w:t xml:space="preserve">key用于增加搜索功能，访问</w:t>
+      </w:r>
+      <w:hyperlink r:id="rId36">
+        <w:r>
+          <w:rPr>
+            <w:rStyle w:val="Hyperlink"/>
+          </w:rPr>
+          <w:t xml:space="preserve">https://serpapi.com/</w:t>
+        </w:r>
+      </w:hyperlink>
+      <w:r>
+        <w:rPr>
+          <w:rFonts w:hint="eastAsia"/>
+        </w:rPr>
+        <w:t xml:space="preserve">并注册有免费api额度。</w:t>
       </w:r>
     </w:p>
     <w:p>
@@ -2494,8 +2532,13 @@
         <w:t xml:space="preserve">'The current date is 2023. There are 1826 days in 2025. 2 to the power of 31 minus 1 is 2147483647.'</w:t>
       </w:r>
     </w:p>
-    <w:bookmarkEnd w:id="33"/>
-    <w:bookmarkStart w:id="34" w:name="添加文档问答能力"/>
+    <w:p>
+      <w:pPr>
+        <w:pStyle w:val="FirstParagraph"/>
+      </w:pPr>
+    </w:p>
+    <w:bookmarkEnd w:id="37"/>
+    <w:bookmarkStart w:id="38" w:name="添加文档问答能力"/>
     <w:p>
       <w:pPr>
         <w:pStyle w:val="Heading3"/>
@@ -2878,15 +2921,11 @@
         </w:rPr>
         <w:t xml:space="preserve">  warnings.warn(</w:t>
       </w:r>
-      <w:r>
-        <w:br/>
-      </w:r>
-      <w:r>
-        <w:br/>
-      </w:r>
-      <w:r>
-        <w:br/>
-      </w:r>
+    </w:p>
+    <w:p>
+      <w:pPr>
+        <w:pStyle w:val="SourceCode"/>
+      </w:pPr>
       <w:r>
         <w:rPr>
           <w:rStyle w:val="VerbatimChar"/>
@@ -2895,8 +2934,8 @@
         <w:t xml:space="preserve">文档中讨论了人与自然之间的关系，描述了自然景观对人类的重要性，以及四季变换中展现的微妙联系。同时，文档也提到了现代社会发展对人与自然距离的拉大，但也强调了一些人仍然努力寻回与自然的紧密关联的重要性。整体上，文档强调了人与自然之间的情感交融以及人们应当以谦逊和真诚的态度去探索和守护自然的重要性。</w:t>
       </w:r>
     </w:p>
-    <w:bookmarkEnd w:id="34"/>
-    <w:bookmarkStart w:id="41" w:name="langsmith监控"/>
+    <w:bookmarkEnd w:id="38"/>
+    <w:bookmarkStart w:id="46" w:name="langsmith监控"/>
     <w:p>
       <w:pPr>
         <w:pStyle w:val="Heading3"/>
@@ -2921,11 +2960,19 @@
       <w:r>
         <w:t xml:space="preserve"> </w:t>
       </w:r>
-      <w:r>
-        <w:rPr>
-          <w:rFonts w:hint="eastAsia"/>
-        </w:rPr>
-        <w:t xml:space="preserve">https://smith.langchain.com/并注册，按照官网指示进行操作</w:t>
+      <w:hyperlink r:id="rId39">
+        <w:r>
+          <w:rPr>
+            <w:rStyle w:val="Hyperlink"/>
+          </w:rPr>
+          <w:t xml:space="preserve">https://smith.langchain.com/</w:t>
+        </w:r>
+      </w:hyperlink>
+      <w:r>
+        <w:rPr>
+          <w:rFonts w:hint="eastAsia"/>
+        </w:rPr>
+        <w:t xml:space="preserve">并注册，按照官网指示进行操作</w:t>
       </w:r>
     </w:p>
     <w:p>
@@ -2937,18 +2984,18 @@
           <wp:inline>
             <wp:extent cx="5334000" cy="5510508"/>
             <wp:effectExtent b="0" l="0" r="0" t="0"/>
-            <wp:docPr descr="" title="" id="36" name="Picture"/>
+            <wp:docPr descr="" title="fig:" id="41" name="Picture"/>
             <a:graphic>
               <a:graphicData uri="http://schemas.openxmlformats.org/drawingml/2006/picture">
                 <pic:pic>
                   <pic:nvPicPr>
-                    <pic:cNvPr descr="3.png" id="37" name="Picture"/>
+                    <pic:cNvPr descr="/Users/orzjh/Documents/Agent/LangChain/LangChain%20%E7%B3%BB%E5%88%97%E6%95%99%E7%A8%8B%EF%BC%88%E4%B8%80%EF%BC%89%EF%BC%9A%E5%85%A5%E9%97%A8/3.png" id="42" name="Picture"/>
                     <pic:cNvPicPr>
                       <a:picLocks noChangeArrowheads="1" noChangeAspect="1"/>
                     </pic:cNvPicPr>
                   </pic:nvPicPr>
                   <pic:blipFill>
-                    <a:blip r:embed="rId35"/>
+                    <a:blip r:embed="rId40"/>
                     <a:stretch>
                       <a:fillRect/>
                     </a:stretch>
@@ -3546,18 +3593,18 @@
           <wp:inline>
             <wp:extent cx="5334000" cy="2825353"/>
             <wp:effectExtent b="0" l="0" r="0" t="0"/>
-            <wp:docPr descr="" title="" id="39" name="Picture"/>
+            <wp:docPr descr="" title="fig:" id="44" name="Picture"/>
             <a:graphic>
               <a:graphicData uri="http://schemas.openxmlformats.org/drawingml/2006/picture">
                 <pic:pic>
                   <pic:nvPicPr>
-                    <pic:cNvPr descr="4.png" id="40" name="Picture"/>
+                    <pic:cNvPr descr="/Users/orzjh/Documents/Agent/LangChain/LangChain%20%E7%B3%BB%E5%88%97%E6%95%99%E7%A8%8B%EF%BC%88%E4%B8%80%EF%BC%89%EF%BC%9A%E5%85%A5%E9%97%A8/4.png" id="45" name="Picture"/>
                     <pic:cNvPicPr>
                       <a:picLocks noChangeArrowheads="1" noChangeAspect="1"/>
                     </pic:cNvPicPr>
                   </pic:nvPicPr>
                   <pic:blipFill>
-                    <a:blip r:embed="rId38"/>
+                    <a:blip r:embed="rId43"/>
                     <a:stretch>
                       <a:fillRect/>
                     </a:stretch>
@@ -3584,9 +3631,14 @@
         </w:drawing>
       </w:r>
     </w:p>
-    <w:bookmarkEnd w:id="41"/>
-    <w:bookmarkEnd w:id="42"/>
-    <w:bookmarkEnd w:id="43"/>
+    <w:p>
+      <w:pPr>
+        <w:pStyle w:val="BodyText"/>
+      </w:pPr>
+    </w:p>
+    <w:bookmarkEnd w:id="46"/>
+    <w:bookmarkEnd w:id="47"/>
+    <w:bookmarkEnd w:id="48"/>
     <w:sectPr>
       <w:footnotePr>
         <w:numRestart w:val="eachSect"/>
